--- a/hin/docx/57.content.docx
+++ b/hin/docx/57.content.docx
@@ -136,13 +136,6 @@
         <w:rPr>
           <w:lang w:val="hi_IN" w:bidi="hi_IN"/>
         </w:rPr>
-      </w:r>
-      <w:r>
-        <w:rPr>
-          <w:i/>
-          <w:lang w:val="hi_IN" w:bidi="hi_IN"/>
-        </w:rPr>
-        <w:t>फिलेमोन 1:1, फिलेमोन 1:1 (#2), फिलेमोन 1:2, फिलेमोन 1:5, फिलेमोन 1:7, फिलेमोन 1:9, फिलेमोन 1:10, फिलेमोन 1:10 (#2), फिलेमोन 1:12, फिलेमोन 1:13, फिलेमोन 1:13 (#2), फिलेमोन 1:14, फिलेमोन 1:15, फिलेमोन 1:16–17, फिलेमोन 1:18, फिलेमोन 1:19, फिलेमोन 1:22, फिलेमोन 1:22 (#2)</w:t>
       </w:r>
       <w:r>
         <w:rPr>

--- a/hin/docx/57.content.docx
+++ b/hin/docx/57.content.docx
@@ -123,19 +123,6 @@
           <w:lang w:val="hi_IN" w:bidi="hi_IN"/>
         </w:rPr>
         <w:t>PHM</w:t>
-      </w:r>
-      <w:r>
-        <w:rPr>
-          <w:lang w:val="hi_IN" w:bidi="hi_IN"/>
-        </w:rPr>
-      </w:r>
-    </w:p>
-    <w:p>
-      <w:pPr/>
-      <w:r>
-        <w:rPr>
-          <w:lang w:val="hi_IN" w:bidi="hi_IN"/>
-        </w:rPr>
       </w:r>
       <w:r>
         <w:rPr>

--- a/hin/docx/57.content.docx
+++ b/hin/docx/57.content.docx
@@ -19,7 +19,7 @@
         <w:rPr>
           <w:lang w:val="hi_IN" w:bidi="hi_IN"/>
         </w:rPr>
-        <w:t>Resource: अनुवाद प्रश्न (unfoldingWord)</w:t>
+        <w:t>Resource: unfoldingWord® Translation Questions</w:t>
       </w:r>
       <w:r>
         <w:rPr>
@@ -85,7 +85,7 @@
         <w:rPr>
           <w:lang w:val="hi_IN" w:bidi="hi_IN"/>
         </w:rPr>
-        <w:t>अनुवाद प्रश्न (unfoldingWord)</w:t>
+        <w:t>unfoldingWord® Translation Questions</w:t>
       </w:r>
     </w:p>
     <w:p>
